--- a/docs/files/f2_文雪_山东大学_京东_数据分析实习生供应链方向（供应链数据分析）.docx
+++ b/docs/files/f2_文雪_山东大学_京东_数据分析实习生供应链方向（供应链数据分析）.docx
@@ -942,6 +942,7 @@
                 <w:bCs/>
                 <w:sz w:val="21"/>
               </w:rPr>
+              <w:t>核心课程：统计学、Python程序设计、供应链建模与仿真、大数据管理与分析、运筹学、供应链管理、ERP供应链管理综合实验</w:t>
             </w:r>
             <w:r>
               <w:rPr>
@@ -979,7 +980,6 @@
                 <w:b w:val="0"/>
                 <w:sz w:val="21"/>
               </w:rPr>
-              <w:t>核心课程：统计学、Python程序设计、供应链建模与仿真、大数据分析与挖掘、运筹学、供应链管理、ERP供应链管理综合实验</w:t>
             </w:r>
           </w:p>
         </w:tc>
